--- a/dist/exports/kcet-electromagnetic-waves_revision_notes.docx
+++ b/dist/exports/kcet-electromagnetic-waves_revision_notes.docx
@@ -164,10 +164,10 @@
             <w:r>
               <w:rPr>
                 <w:b/>
-                <w:color w:val="C53030"/>
+                <w:color w:val="2B6CB0"/>
                 <w:sz w:val="19"/>
               </w:rPr>
-              <w:t>Very High</w:t>
+              <w:t>High</w:t>
             </w:r>
           </w:p>
         </w:tc>
@@ -189,7 +189,7 @@
                 <w:color w:val="2D3748"/>
                 <w:sz w:val="19"/>
               </w:rPr>
-              <w:t>Kcet Electromagnetic Waves - Core Application</w:t>
+              <w:t>EM Wave Characteristics &amp; Spectrum</w:t>
             </w:r>
           </w:p>
         </w:tc>
@@ -209,7 +209,7 @@
               <w:rPr>
                 <w:sz w:val="19"/>
               </w:rPr>
-              <w:t>15 PYQs</w:t>
+              <w:t>9 PYQs</w:t>
             </w:r>
           </w:p>
         </w:tc>
@@ -230,7 +230,94 @@
                 <w:color w:val="718096"/>
                 <w:sz w:val="19"/>
               </w:rPr>
-              <w:t>General Concept</w:t>
+              <w:t>EM Spectrum</w:t>
+            </w:r>
+          </w:p>
+        </w:tc>
+      </w:tr>
+      <w:tr>
+        <w:tc>
+          <w:tcPr>
+            <w:tcW w:type="dxa" w:w="2160"/>
+            <w:shd w:fill="FFFFFF"/>
+            <w:tcMar>
+              <w:top w:w="80" w:type="dxa"/>
+              <w:bottom w:w="80" w:type="dxa"/>
+              <w:left w:w="150" w:type="dxa"/>
+              <w:right w:w="150" w:type="dxa"/>
+            </w:tcMar>
+          </w:tcPr>
+          <w:p>
+            <w:r>
+              <w:rPr>
+                <w:b/>
+                <w:color w:val="718096"/>
+                <w:sz w:val="19"/>
+              </w:rPr>
+              <w:t>Moderate</w:t>
+            </w:r>
+          </w:p>
+        </w:tc>
+        <w:tc>
+          <w:tcPr>
+            <w:tcW w:type="dxa" w:w="4320"/>
+            <w:shd w:fill="FFFFFF"/>
+            <w:tcMar>
+              <w:top w:w="80" w:type="dxa"/>
+              <w:bottom w:w="80" w:type="dxa"/>
+              <w:left w:w="150" w:type="dxa"/>
+              <w:right w:w="150" w:type="dxa"/>
+            </w:tcMar>
+          </w:tcPr>
+          <w:p>
+            <w:r>
+              <w:rPr>
+                <w:b/>
+                <w:color w:val="2D3748"/>
+                <w:sz w:val="19"/>
+              </w:rPr>
+              <w:t>Displacement Current &amp; Maxwell's Equations</w:t>
+            </w:r>
+          </w:p>
+        </w:tc>
+        <w:tc>
+          <w:tcPr>
+            <w:tcW w:type="dxa" w:w="1728"/>
+            <w:shd w:fill="FFFFFF"/>
+            <w:tcMar>
+              <w:top w:w="80" w:type="dxa"/>
+              <w:bottom w:w="80" w:type="dxa"/>
+              <w:left w:w="150" w:type="dxa"/>
+              <w:right w:w="150" w:type="dxa"/>
+            </w:tcMar>
+          </w:tcPr>
+          <w:p>
+            <w:r>
+              <w:rPr>
+                <w:sz w:val="19"/>
+              </w:rPr>
+              <w:t>6 PYQs</w:t>
+            </w:r>
+          </w:p>
+        </w:tc>
+        <w:tc>
+          <w:tcPr>
+            <w:tcW w:type="dxa" w:w="1872"/>
+            <w:shd w:fill="FFFFFF"/>
+            <w:tcMar>
+              <w:top w:w="80" w:type="dxa"/>
+              <w:bottom w:w="80" w:type="dxa"/>
+              <w:left w:w="150" w:type="dxa"/>
+              <w:right w:w="150" w:type="dxa"/>
+            </w:tcMar>
+          </w:tcPr>
+          <w:p>
+            <w:r>
+              <w:rPr>
+                <w:color w:val="718096"/>
+                <w:sz w:val="19"/>
+              </w:rPr>
+              <w:t>Maxwell</w:t>
             </w:r>
           </w:p>
         </w:tc>
@@ -311,6 +398,98 @@
           </w:p>
         </w:tc>
       </w:tr>
+      <w:tr>
+        <w:tc>
+          <w:tcPr>
+            <w:tcW w:type="dxa" w:w="3600"/>
+            <w:shd w:fill="F7FAFC"/>
+            <w:tcMar>
+              <w:top w:w="100" w:type="dxa"/>
+              <w:bottom w:w="100" w:type="dxa"/>
+              <w:left w:w="150" w:type="dxa"/>
+              <w:right w:w="150" w:type="dxa"/>
+            </w:tcMar>
+          </w:tcPr>
+          <w:p>
+            <w:r>
+              <w:rPr>
+                <w:b/>
+                <w:color w:val="1A365D"/>
+                <w:sz w:val="19"/>
+              </w:rPr>
+              <w:t>EM Wave Characteristics &amp; Spectrum</w:t>
+            </w:r>
+          </w:p>
+        </w:tc>
+        <w:tc>
+          <w:tcPr>
+            <w:tcW w:type="dxa" w:w="6480"/>
+            <w:shd w:fill="F7FAFC"/>
+            <w:tcMar>
+              <w:top w:w="100" w:type="dxa"/>
+              <w:bottom w:w="100" w:type="dxa"/>
+              <w:left w:w="150" w:type="dxa"/>
+              <w:right w:w="150" w:type="dxa"/>
+            </w:tcMar>
+          </w:tcPr>
+          <w:p>
+            <w:r>
+              <w:rPr>
+                <w:rFonts w:ascii="Cambria Math" w:hAnsi="Cambria Math"/>
+                <w:color w:val="2D3748"/>
+                <w:sz w:val="19"/>
+              </w:rPr>
+              <w:t>c = \frac{1}{\sqrt{\mu_0\epsilon_0}} = \frac{E_0}{B_0}, \quad u_{\text{avg}} = \epsilon_0 E_{\text{rms}}^2 = \frac{B_{\text{rms}}^2}{\mu_0}, \quad I = u_{\text{avg}} c = \frac{E_0 B_0}{2\mu_0}</w:t>
+            </w:r>
+          </w:p>
+        </w:tc>
+      </w:tr>
+      <w:tr>
+        <w:tc>
+          <w:tcPr>
+            <w:tcW w:type="dxa" w:w="3600"/>
+            <w:shd w:fill="FFFFFF"/>
+            <w:tcMar>
+              <w:top w:w="100" w:type="dxa"/>
+              <w:bottom w:w="100" w:type="dxa"/>
+              <w:left w:w="150" w:type="dxa"/>
+              <w:right w:w="150" w:type="dxa"/>
+            </w:tcMar>
+          </w:tcPr>
+          <w:p>
+            <w:r>
+              <w:rPr>
+                <w:b/>
+                <w:color w:val="1A365D"/>
+                <w:sz w:val="19"/>
+              </w:rPr>
+              <w:t>Displacement Current &amp; Maxwell's Equations</w:t>
+            </w:r>
+          </w:p>
+        </w:tc>
+        <w:tc>
+          <w:tcPr>
+            <w:tcW w:type="dxa" w:w="6480"/>
+            <w:shd w:fill="FFFFFF"/>
+            <w:tcMar>
+              <w:top w:w="100" w:type="dxa"/>
+              <w:bottom w:w="100" w:type="dxa"/>
+              <w:left w:w="150" w:type="dxa"/>
+              <w:right w:w="150" w:type="dxa"/>
+            </w:tcMar>
+          </w:tcPr>
+          <w:p>
+            <w:r>
+              <w:rPr>
+                <w:rFonts w:ascii="Cambria Math" w:hAnsi="Cambria Math"/>
+                <w:color w:val="2D3748"/>
+                <w:sz w:val="19"/>
+              </w:rPr>
+              <w:t>I_d = \epsilon_0 \frac{d\Phi_E}{dt}, \quad \oint \vec{B} \cdot d\vec{l} = \mu_0\left(I_c + \epsilon_0\frac{d\Phi_E}{dt}\right)</w:t>
+            </w:r>
+          </w:p>
+        </w:tc>
+      </w:tr>
     </w:tbl>
     <w:p>
       <w:pPr>
@@ -338,7 +517,7 @@
           <w:color w:val="2B6CB0"/>
           <w:sz w:val="24"/>
         </w:rPr>
-        <w:t>3.1 Kcet Electromagnetic Waves - Core Application (Very High Yield — 15 PYQs)</w:t>
+        <w:t>3.1 EM Wave Characteristics &amp; Spectrum (High Yield — 9 PYQs)</w:t>
       </w:r>
     </w:p>
     <w:p>
@@ -353,7 +532,7 @@
         <w:rPr>
           <w:sz w:val="20"/>
         </w:rPr>
-        <w:t>Key problem pattern in Kcet Electromagnetic Waves.</w:t>
+        <w:t>Transverse nature of EM waves (vec(E) ⊥ vec(B) ⊥ vec(k)), Poynting vector, energy density, and frequency bands of spectrum.</w:t>
       </w:r>
     </w:p>
     <w:tbl>
@@ -391,7 +570,7 @@
                 <w:color w:val="2D3748"/>
                 <w:sz w:val="19"/>
               </w:rPr>
-              <w:t>Watch for algebraic and sign errors.</w:t>
+              <w:t>In an EM wave, the energy is distributed EQUALLY between electric and magnetic fields: u_E = u_B.</w:t>
             </w:r>
           </w:p>
         </w:tc>
@@ -432,7 +611,7 @@
                 <w:color w:val="2D3748"/>
                 <w:sz w:val="19"/>
               </w:rPr>
-              <w:t>Verify dimensions and boundary conditions.</w:t>
+              <w:t>Radiation pressure on perfect absorbing surface: P = I/c; on perfect reflecting surface: P = 2I/c.</w:t>
             </w:r>
           </w:p>
         </w:tc>
@@ -488,6 +667,187 @@
           <w:b/>
           <w:sz w:val="18"/>
         </w:rPr>
+        <w:t xml:space="preserve">[2025 Shift] Q#3 (MCQ): </w:t>
+      </w:r>
+      <w:r>
+        <w:rPr>
+          <w:sz w:val="18"/>
+        </w:rPr>
+        <w:t xml:space="preserve">"Match the following types of waves with their wavelength ranges $\begin{aligned} \text{Waves} &amp; \text{Wavelength ranges} \\ \text{i..."  </w:t>
+      </w:r>
+      <w:r>
+        <w:rPr>
+          <w:b/>
+          <w:color w:val="2B6CB0"/>
+          <w:sz w:val="18"/>
+        </w:rPr>
+        <w:t>[Ans: N/A]</w:t>
+      </w:r>
+    </w:p>
+    <w:p>
+      <w:pPr>
+        <w:pStyle w:val="ListBullet"/>
+        <w:spacing w:after="40"/>
+      </w:pPr>
+      <w:r>
+        <w:rPr>
+          <w:b/>
+          <w:sz w:val="18"/>
+        </w:rPr>
+        <w:t xml:space="preserve">[2024 Shift] Q#1 (MCQ): </w:t>
+      </w:r>
+      <w:r>
+        <w:rPr>
+          <w:sz w:val="18"/>
+        </w:rPr>
+        <w:t xml:space="preserve">"Electromagnetic waves are incident normally on a perfectly reflecting surface having surface area A . If I is the intensity of the incid..."  </w:t>
+      </w:r>
+      <w:r>
+        <w:rPr>
+          <w:b/>
+          <w:color w:val="2B6CB0"/>
+          <w:sz w:val="18"/>
+        </w:rPr>
+        <w:t>[Ans: N/A]</w:t>
+      </w:r>
+    </w:p>
+    <w:p>
+      <w:pPr>
+        <w:spacing w:after="120"/>
+      </w:pPr>
+    </w:p>
+    <w:p>
+      <w:pPr>
+        <w:pStyle w:val="Heading2"/>
+      </w:pPr>
+      <w:r>
+        <w:rPr>
+          <w:color w:val="2B6CB0"/>
+          <w:sz w:val="24"/>
+        </w:rPr>
+        <w:t>3.2 Displacement Current &amp; Maxwell's Equations (Moderate Yield — 6 PYQs)</w:t>
+      </w:r>
+    </w:p>
+    <w:p>
+      <w:r>
+        <w:rPr>
+          <w:b/>
+          <w:sz w:val="20"/>
+        </w:rPr>
+        <w:t xml:space="preserve">Core Principle: </w:t>
+      </w:r>
+      <w:r>
+        <w:rPr>
+          <w:sz w:val="20"/>
+        </w:rPr>
+        <w:t>Maxwell's correction to Ampere's law, displacement current inside charging capacitor dielectric space.</w:t>
+      </w:r>
+    </w:p>
+    <w:tbl>
+      <w:tblPr>
+        <w:tblW w:type="auto" w:w="0"/>
+        <w:jc w:val="center"/>
+        <w:tblLook w:firstColumn="1" w:firstRow="1" w:lastColumn="0" w:lastRow="0" w:noHBand="0" w:noVBand="1" w:val="04A0"/>
+      </w:tblPr>
+      <w:tblGrid>
+        <w:gridCol w:w="10080"/>
+      </w:tblGrid>
+      <w:tr>
+        <w:tc>
+          <w:tcPr>
+            <w:tcW w:type="dxa" w:w="10080"/>
+            <w:shd w:fill="FFF5F5"/>
+            <w:tcMar>
+              <w:top w:w="100" w:type="dxa"/>
+              <w:bottom w:w="100" w:type="dxa"/>
+              <w:left w:w="150" w:type="dxa"/>
+              <w:right w:w="150" w:type="dxa"/>
+            </w:tcMar>
+          </w:tcPr>
+          <w:p>
+            <w:r>
+              <w:rPr>
+                <w:b/>
+                <w:color w:val="C53030"/>
+                <w:sz w:val="19"/>
+              </w:rPr>
+              <w:t xml:space="preserve">⚠️ Common Trap / JEE Pitfall: </w:t>
+            </w:r>
+            <w:r>
+              <w:rPr>
+                <w:color w:val="2D3748"/>
+                <w:sz w:val="19"/>
+              </w:rPr>
+              <w:t>Inside the charging capacitor plates, conduction current is 0 and displacement current equals I_c; in the wire, displacement current is 0.</w:t>
+            </w:r>
+          </w:p>
+        </w:tc>
+      </w:tr>
+    </w:tbl>
+    <w:tbl>
+      <w:tblPr>
+        <w:tblW w:type="auto" w:w="0"/>
+        <w:jc w:val="center"/>
+        <w:tblLook w:firstColumn="1" w:firstRow="1" w:lastColumn="0" w:lastRow="0" w:noHBand="0" w:noVBand="1" w:val="04A0"/>
+      </w:tblPr>
+      <w:tblGrid>
+        <w:gridCol w:w="10080"/>
+      </w:tblGrid>
+      <w:tr>
+        <w:tc>
+          <w:tcPr>
+            <w:tcW w:type="dxa" w:w="10080"/>
+            <w:shd w:fill="F0FFF4"/>
+            <w:tcMar>
+              <w:top w:w="100" w:type="dxa"/>
+              <w:bottom w:w="100" w:type="dxa"/>
+              <w:left w:w="150" w:type="dxa"/>
+              <w:right w:w="150" w:type="dxa"/>
+            </w:tcMar>
+          </w:tcPr>
+          <w:p>
+            <w:r>
+              <w:rPr>
+                <w:b/>
+                <w:color w:val="276749"/>
+                <w:sz w:val="19"/>
+              </w:rPr>
+              <w:t xml:space="preserve">💡 Speed Hack / Trick: </w:t>
+            </w:r>
+            <w:r>
+              <w:rPr>
+                <w:color w:val="2D3748"/>
+                <w:sz w:val="19"/>
+              </w:rPr>
+              <w:t>Continuity of current holds everywhere: I_(conduction) = I_(displacement).</w:t>
+            </w:r>
+          </w:p>
+        </w:tc>
+      </w:tr>
+    </w:tbl>
+    <w:p>
+      <w:pPr>
+        <w:spacing w:before="120" w:after="40"/>
+      </w:pPr>
+      <w:r>
+        <w:rPr>
+          <w:b/>
+          <w:color w:val="1A365D"/>
+          <w:sz w:val="19"/>
+        </w:rPr>
+        <w:t>Source PYQs testing this concept:</w:t>
+      </w:r>
+    </w:p>
+    <w:p>
+      <w:pPr>
+        <w:pStyle w:val="ListBullet"/>
+        <w:spacing w:after="40"/>
+      </w:pPr>
+      <w:r>
+        <w:rPr>
+          <w:b/>
+          <w:sz w:val="18"/>
+        </w:rPr>
         <w:t xml:space="preserve">[2026 Shift] Q#2 (MCQ): </w:t>
       </w:r>
       <w:r>
@@ -515,13 +875,40 @@
           <w:b/>
           <w:sz w:val="18"/>
         </w:rPr>
-        <w:t xml:space="preserve">[2025 Shift] Q#3 (MCQ): </w:t>
+        <w:t xml:space="preserve">[2025 Shift] Q#4 (MCQ): </w:t>
       </w:r>
       <w:r>
         <w:rPr>
           <w:sz w:val="18"/>
         </w:rPr>
-        <w:t xml:space="preserve">"Match the following types of waves with their wavelength ranges $\begin{aligned} \text{Waves} &amp; \text{Wavelength ranges} \\ \text{i..."  </w:t>
+        <w:t xml:space="preserve">"The total energy carried by the light wave when it travels from a rarer to a non-reflecting and nonabsorbing medium..."  </w:t>
+      </w:r>
+      <w:r>
+        <w:rPr>
+          <w:b/>
+          <w:color w:val="2B6CB0"/>
+          <w:sz w:val="18"/>
+        </w:rPr>
+        <w:t>[Ans: N/A]</w:t>
+      </w:r>
+    </w:p>
+    <w:p>
+      <w:pPr>
+        <w:pStyle w:val="ListBullet"/>
+        <w:spacing w:after="40"/>
+      </w:pPr>
+      <w:r>
+        <w:rPr>
+          <w:b/>
+          <w:sz w:val="18"/>
+        </w:rPr>
+        <w:t xml:space="preserve">[2023 Shift] Q#2 (MCQ): </w:t>
+      </w:r>
+      <w:r>
+        <w:rPr>
+          <w:sz w:val="18"/>
+        </w:rPr>
+        <w:t xml:space="preserve">"The ratio of the magnitudes of electric field to the magnetic field of an electromagnetic wave is of the order of..."  </w:t>
       </w:r>
       <w:r>
         <w:rPr>
@@ -660,6 +1047,127 @@
               <w:t>Solution Analysis:</w:t>
               <w:br/>
               <w:t>The range of the electromagnetic spectrum considered as visible light is approximately 400nmto700nm This is the part of the electromagnetic spectrum that the human eye can detect. So, the correct option is: Option C:400nm to700nm</w:t>
+            </w:r>
+          </w:p>
+        </w:tc>
+      </w:tr>
+    </w:tbl>
+    <w:p>
+      <w:pPr>
+        <w:spacing w:after="120"/>
+      </w:pPr>
+    </w:p>
+    <w:p>
+      <w:pPr>
+        <w:spacing w:before="160" w:after="40"/>
+      </w:pPr>
+      <w:r>
+        <w:rPr>
+          <w:b/>
+          <w:color w:val="1A365D"/>
+          <w:sz w:val="22"/>
+        </w:rPr>
+        <w:t>Benchmark Problem 2: KCET 2026 (Q#2)</w:t>
+      </w:r>
+    </w:p>
+    <w:p>
+      <w:pPr>
+        <w:spacing w:after="80"/>
+      </w:pPr>
+      <w:r>
+        <w:rPr>
+          <w:sz w:val="20"/>
+        </w:rPr>
+        <w:t>Match the following Maxwell's equations: (The symbols used here have their usual meanings) List-I List-II (a) Gauss' law for electrostatics (i) ∮vec(E) · dvec(A)=\fracQε_(0) (b) Gauss' law for magnetism (ii) ∮vec(B) · dvec(l)=μ_(0)[i_(c)+ε_(0)\fracdϕ_(E)dt] (c) Faraday's law (iii) ∮vec(B) · dvec(A)=0 (d) Ampere-Maxwell's law (iv) ∮vec(E) · dvec(l)=-\fracdϕ_(B)dt</w:t>
+      </w:r>
+    </w:p>
+    <w:p>
+      <w:pPr>
+        <w:pStyle w:val="ListBullet"/>
+        <w:spacing w:after="20"/>
+      </w:pPr>
+      <w:r>
+        <w:rPr>
+          <w:sz w:val="19"/>
+        </w:rPr>
+        <w:t>(A) a - i, b - iii, c - iv, d – ii</w:t>
+      </w:r>
+    </w:p>
+    <w:p>
+      <w:pPr>
+        <w:pStyle w:val="ListBullet"/>
+        <w:spacing w:after="20"/>
+      </w:pPr>
+      <w:r>
+        <w:rPr>
+          <w:sz w:val="19"/>
+        </w:rPr>
+        <w:t>(B) a - ii, b - iii, c - i, d – iv</w:t>
+      </w:r>
+    </w:p>
+    <w:p>
+      <w:pPr>
+        <w:pStyle w:val="ListBullet"/>
+        <w:spacing w:after="20"/>
+      </w:pPr>
+      <w:r>
+        <w:rPr>
+          <w:sz w:val="19"/>
+        </w:rPr>
+        <w:t>(C) a - i, b - ii, c - iii, d – iv</w:t>
+      </w:r>
+    </w:p>
+    <w:p>
+      <w:pPr>
+        <w:pStyle w:val="ListBullet"/>
+        <w:spacing w:after="20"/>
+      </w:pPr>
+      <w:r>
+        <w:rPr>
+          <w:sz w:val="19"/>
+        </w:rPr>
+        <w:t>(D) a - ii, b - iii, c - iv, d – i</w:t>
+      </w:r>
+    </w:p>
+    <w:tbl>
+      <w:tblPr>
+        <w:tblW w:type="auto" w:w="0"/>
+        <w:jc w:val="center"/>
+        <w:tblLook w:firstColumn="1" w:firstRow="1" w:lastColumn="0" w:lastRow="0" w:noHBand="0" w:noVBand="1" w:val="04A0"/>
+      </w:tblPr>
+      <w:tblGrid>
+        <w:gridCol w:w="10080"/>
+      </w:tblGrid>
+      <w:tr>
+        <w:tc>
+          <w:tcPr>
+            <w:tcW w:type="dxa" w:w="10080"/>
+            <w:shd w:fill="F7FAFC"/>
+            <w:tcMar>
+              <w:top w:w="100" w:type="dxa"/>
+              <w:bottom w:w="100" w:type="dxa"/>
+              <w:left w:w="150" w:type="dxa"/>
+              <w:right w:w="150" w:type="dxa"/>
+            </w:tcMar>
+          </w:tcPr>
+          <w:p>
+            <w:r>
+              <w:rPr>
+                <w:b/>
+                <w:color w:val="1A365D"/>
+                <w:sz w:val="19"/>
+              </w:rPr>
+              <w:t>Correct Answer: None</w:t>
+              <w:br/>
+            </w:r>
+            <w:r>
+              <w:rPr>
+                <w:color w:val="2D3748"/>
+                <w:sz w:val="18"/>
+              </w:rPr>
+              <w:t>Solution Analysis:</w:t>
+              <w:br/>
+              <w:t>Gauss’ law for electrostatics says that the total electric flux through a closed surface is equal to the charge enclosed divided by ε_(0) . So, ∮vec(E) · dvec(A)=\fracQε_(0) Thus, (a) matches with (i). Gauss’ law for magnetism says that the net magnetic flux through any closed surface is zero because isolated magnetic poles do not exist. So, ∮vec(B) · dvec(A)=0 Thus, (b) matches with (iii). Faraday’s law says that a changing magnetic flux produces an electric field. Its integral form is ∮vec(E) · dvec(l)=-\fracdϕ_(B)dt Thus, (c) matches with (iv). Ampere-Maxwell’s law says that magnetic field is produced by conduction current as well as displacement current. So, ∮vec(B) · dvec(l)=μ_(0)[i_(c)+ε_(0)\fracdϕ_(E)dt] Thus, (d) matches with (ii). Hence the correct matching is: a-i,b-iii,c-iv,d-ii Correct option: Option A.</w:t>
             </w:r>
           </w:p>
         </w:tc>

--- a/dist/exports/kcet-electromagnetic-waves_revision_notes.docx
+++ b/dist/exports/kcet-electromagnetic-waves_revision_notes.docx
@@ -13,7 +13,7 @@
           <w:color w:val="1A365D"/>
           <w:sz w:val="44"/>
         </w:rPr>
-        <w:t>JEE MAIN REVISION MASTER: ELECTROMAGNETIC WAVES 2026 2 QUESTIONS 3.33% WEIGHTAGE</w:t>
+        <w:t>JEE MAIN REVISION MASTER: ELECTROMAGNETIC WAVES</w:t>
       </w:r>
     </w:p>
     <w:p>
@@ -209,7 +209,7 @@
               <w:rPr>
                 <w:sz w:val="19"/>
               </w:rPr>
-              <w:t>9 PYQs</w:t>
+              <w:t>14 PYQs</w:t>
             </w:r>
           </w:p>
         </w:tc>
@@ -254,7 +254,7 @@
                 <w:color w:val="718096"/>
                 <w:sz w:val="19"/>
               </w:rPr>
-              <w:t>Moderate</w:t>
+              <w:t>Standard</w:t>
             </w:r>
           </w:p>
         </w:tc>
@@ -296,7 +296,7 @@
               <w:rPr>
                 <w:sz w:val="19"/>
               </w:rPr>
-              <w:t>6 PYQs</w:t>
+              <w:t>1 PYQs</w:t>
             </w:r>
           </w:p>
         </w:tc>
@@ -517,7 +517,7 @@
           <w:color w:val="2B6CB0"/>
           <w:sz w:val="24"/>
         </w:rPr>
-        <w:t>3.1 EM Wave Characteristics &amp; Spectrum (High Yield — 9 PYQs)</w:t>
+        <w:t>3.1 EM Wave Characteristics &amp; Spectrum (High Yield — 14 PYQs)</w:t>
       </w:r>
     </w:p>
     <w:p>
@@ -694,13 +694,13 @@
           <w:b/>
           <w:sz w:val="18"/>
         </w:rPr>
-        <w:t xml:space="preserve">[2024 Shift] Q#1 (MCQ): </w:t>
+        <w:t xml:space="preserve">[2025 Shift] Q#4 (MCQ): </w:t>
       </w:r>
       <w:r>
         <w:rPr>
           <w:sz w:val="18"/>
         </w:rPr>
-        <w:t xml:space="preserve">"Electromagnetic waves are incident normally on a perfectly reflecting surface having surface area A . If I is the intensity of the incid..."  </w:t>
+        <w:t xml:space="preserve">"The total energy carried by the light wave when it travels from a rarer to a non-reflecting and nonabsorbing medium..."  </w:t>
       </w:r>
       <w:r>
         <w:rPr>
@@ -725,7 +725,7 @@
           <w:color w:val="2B6CB0"/>
           <w:sz w:val="24"/>
         </w:rPr>
-        <w:t>3.2 Displacement Current &amp; Maxwell's Equations (Moderate Yield — 6 PYQs)</w:t>
+        <w:t>3.2 Displacement Current &amp; Maxwell's Equations (Standard Yield — 1 PYQs)</w:t>
       </w:r>
     </w:p>
     <w:p>
@@ -855,60 +855,6 @@
           <w:sz w:val="18"/>
         </w:rPr>
         <w:t xml:space="preserve">"Match the following Maxwell's equations: (The symbols used here have their usual meanings) List-I List-II (a) Gauss' law for electrostatics ..."  </w:t>
-      </w:r>
-      <w:r>
-        <w:rPr>
-          <w:b/>
-          <w:color w:val="2B6CB0"/>
-          <w:sz w:val="18"/>
-        </w:rPr>
-        <w:t>[Ans: N/A]</w:t>
-      </w:r>
-    </w:p>
-    <w:p>
-      <w:pPr>
-        <w:pStyle w:val="ListBullet"/>
-        <w:spacing w:after="40"/>
-      </w:pPr>
-      <w:r>
-        <w:rPr>
-          <w:b/>
-          <w:sz w:val="18"/>
-        </w:rPr>
-        <w:t xml:space="preserve">[2025 Shift] Q#4 (MCQ): </w:t>
-      </w:r>
-      <w:r>
-        <w:rPr>
-          <w:sz w:val="18"/>
-        </w:rPr>
-        <w:t xml:space="preserve">"The total energy carried by the light wave when it travels from a rarer to a non-reflecting and nonabsorbing medium..."  </w:t>
-      </w:r>
-      <w:r>
-        <w:rPr>
-          <w:b/>
-          <w:color w:val="2B6CB0"/>
-          <w:sz w:val="18"/>
-        </w:rPr>
-        <w:t>[Ans: N/A]</w:t>
-      </w:r>
-    </w:p>
-    <w:p>
-      <w:pPr>
-        <w:pStyle w:val="ListBullet"/>
-        <w:spacing w:after="40"/>
-      </w:pPr>
-      <w:r>
-        <w:rPr>
-          <w:b/>
-          <w:sz w:val="18"/>
-        </w:rPr>
-        <w:t xml:space="preserve">[2023 Shift] Q#2 (MCQ): </w:t>
-      </w:r>
-      <w:r>
-        <w:rPr>
-          <w:sz w:val="18"/>
-        </w:rPr>
-        <w:t xml:space="preserve">"The ratio of the magnitudes of electric field to the magnetic field of an electromagnetic wave is of the order of..."  </w:t>
       </w:r>
       <w:r>
         <w:rPr>

--- a/dist/exports/kcet-electromagnetic-waves_revision_notes.docx
+++ b/dist/exports/kcet-electromagnetic-waves_revision_notes.docx
@@ -164,10 +164,10 @@
             <w:r>
               <w:rPr>
                 <w:b/>
-                <w:color w:val="2B6CB0"/>
+                <w:color w:val="C53030"/>
                 <w:sz w:val="19"/>
               </w:rPr>
-              <w:t>High</w:t>
+              <w:t>Very High</w:t>
             </w:r>
           </w:p>
         </w:tc>
@@ -189,7 +189,7 @@
                 <w:color w:val="2D3748"/>
                 <w:sz w:val="19"/>
               </w:rPr>
-              <w:t>EM Wave Characteristics &amp; Spectrum</w:t>
+              <w:t>Displacement Current, EM Spectrum &amp; Wave Properties</w:t>
             </w:r>
           </w:p>
         </w:tc>
@@ -209,7 +209,7 @@
               <w:rPr>
                 <w:sz w:val="19"/>
               </w:rPr>
-              <w:t>14 PYQs</w:t>
+              <w:t>15 PYQs</w:t>
             </w:r>
           </w:p>
         </w:tc>
@@ -230,94 +230,7 @@
                 <w:color w:val="718096"/>
                 <w:sz w:val="19"/>
               </w:rPr>
-              <w:t>EM Spectrum</w:t>
-            </w:r>
-          </w:p>
-        </w:tc>
-      </w:tr>
-      <w:tr>
-        <w:tc>
-          <w:tcPr>
-            <w:tcW w:type="dxa" w:w="2160"/>
-            <w:shd w:fill="FFFFFF"/>
-            <w:tcMar>
-              <w:top w:w="80" w:type="dxa"/>
-              <w:bottom w:w="80" w:type="dxa"/>
-              <w:left w:w="150" w:type="dxa"/>
-              <w:right w:w="150" w:type="dxa"/>
-            </w:tcMar>
-          </w:tcPr>
-          <w:p>
-            <w:r>
-              <w:rPr>
-                <w:b/>
-                <w:color w:val="718096"/>
-                <w:sz w:val="19"/>
-              </w:rPr>
-              <w:t>Standard</w:t>
-            </w:r>
-          </w:p>
-        </w:tc>
-        <w:tc>
-          <w:tcPr>
-            <w:tcW w:type="dxa" w:w="4320"/>
-            <w:shd w:fill="FFFFFF"/>
-            <w:tcMar>
-              <w:top w:w="80" w:type="dxa"/>
-              <w:bottom w:w="80" w:type="dxa"/>
-              <w:left w:w="150" w:type="dxa"/>
-              <w:right w:w="150" w:type="dxa"/>
-            </w:tcMar>
-          </w:tcPr>
-          <w:p>
-            <w:r>
-              <w:rPr>
-                <w:b/>
-                <w:color w:val="2D3748"/>
-                <w:sz w:val="19"/>
-              </w:rPr>
-              <w:t>Displacement Current &amp; Maxwell's Equations</w:t>
-            </w:r>
-          </w:p>
-        </w:tc>
-        <w:tc>
-          <w:tcPr>
-            <w:tcW w:type="dxa" w:w="1728"/>
-            <w:shd w:fill="FFFFFF"/>
-            <w:tcMar>
-              <w:top w:w="80" w:type="dxa"/>
-              <w:bottom w:w="80" w:type="dxa"/>
-              <w:left w:w="150" w:type="dxa"/>
-              <w:right w:w="150" w:type="dxa"/>
-            </w:tcMar>
-          </w:tcPr>
-          <w:p>
-            <w:r>
-              <w:rPr>
-                <w:sz w:val="19"/>
-              </w:rPr>
-              <w:t>1 PYQs</w:t>
-            </w:r>
-          </w:p>
-        </w:tc>
-        <w:tc>
-          <w:tcPr>
-            <w:tcW w:type="dxa" w:w="1872"/>
-            <w:shd w:fill="FFFFFF"/>
-            <w:tcMar>
-              <w:top w:w="80" w:type="dxa"/>
-              <w:bottom w:w="80" w:type="dxa"/>
-              <w:left w:w="150" w:type="dxa"/>
-              <w:right w:w="150" w:type="dxa"/>
-            </w:tcMar>
-          </w:tcPr>
-          <w:p>
-            <w:r>
-              <w:rPr>
-                <w:color w:val="718096"/>
-                <w:sz w:val="19"/>
-              </w:rPr>
-              <w:t>Maxwell</w:t>
+              <w:t>EM Waves</w:t>
             </w:r>
           </w:p>
         </w:tc>
@@ -417,7 +330,7 @@
                 <w:color w:val="1A365D"/>
                 <w:sz w:val="19"/>
               </w:rPr>
-              <w:t>EM Wave Characteristics &amp; Spectrum</w:t>
+              <w:t>Displacement Current, EM Spectrum &amp; Wave Properties</w:t>
             </w:r>
           </w:p>
         </w:tc>
@@ -439,53 +352,7 @@
                 <w:color w:val="2D3748"/>
                 <w:sz w:val="19"/>
               </w:rPr>
-              <w:t>c = \frac{1}{\sqrt{\mu_0\epsilon_0}} = \frac{E_0}{B_0}, \quad u_{\text{avg}} = \epsilon_0 E_{\text{rms}}^2 = \frac{B_{\text{rms}}^2}{\mu_0}, \quad I = u_{\text{avg}} c = \frac{E_0 B_0}{2\mu_0}</w:t>
-            </w:r>
-          </w:p>
-        </w:tc>
-      </w:tr>
-      <w:tr>
-        <w:tc>
-          <w:tcPr>
-            <w:tcW w:type="dxa" w:w="3600"/>
-            <w:shd w:fill="FFFFFF"/>
-            <w:tcMar>
-              <w:top w:w="100" w:type="dxa"/>
-              <w:bottom w:w="100" w:type="dxa"/>
-              <w:left w:w="150" w:type="dxa"/>
-              <w:right w:w="150" w:type="dxa"/>
-            </w:tcMar>
-          </w:tcPr>
-          <w:p>
-            <w:r>
-              <w:rPr>
-                <w:b/>
-                <w:color w:val="1A365D"/>
-                <w:sz w:val="19"/>
-              </w:rPr>
-              <w:t>Displacement Current &amp; Maxwell's Equations</w:t>
-            </w:r>
-          </w:p>
-        </w:tc>
-        <w:tc>
-          <w:tcPr>
-            <w:tcW w:type="dxa" w:w="6480"/>
-            <w:shd w:fill="FFFFFF"/>
-            <w:tcMar>
-              <w:top w:w="100" w:type="dxa"/>
-              <w:bottom w:w="100" w:type="dxa"/>
-              <w:left w:w="150" w:type="dxa"/>
-              <w:right w:w="150" w:type="dxa"/>
-            </w:tcMar>
-          </w:tcPr>
-          <w:p>
-            <w:r>
-              <w:rPr>
-                <w:rFonts w:ascii="Cambria Math" w:hAnsi="Cambria Math"/>
-                <w:color w:val="2D3748"/>
-                <w:sz w:val="19"/>
-              </w:rPr>
-              <w:t>I_d = \epsilon_0 \frac{d\Phi_E}{dt}, \quad \oint \vec{B} \cdot d\vec{l} = \mu_0\left(I_c + \epsilon_0\frac{d\Phi_E}{dt}\right)</w:t>
+              <w:t>c = \frac{1}{\sqrt{\mu_0\varepsilon_0}} = \frac{E_0}{B_0}, \quad I_d = \varepsilon_0 \frac{d\Phi_E}{dt}, \quad \text{Energy Density: } u = \frac{1}{2}\varepsilon_0 E^2 + \frac{B^2}{2\mu_0}</w:t>
             </w:r>
           </w:p>
         </w:tc>
@@ -517,7 +384,7 @@
           <w:color w:val="2B6CB0"/>
           <w:sz w:val="24"/>
         </w:rPr>
-        <w:t>3.1 EM Wave Characteristics &amp; Spectrum (High Yield — 14 PYQs)</w:t>
+        <w:t>3.1 Displacement Current, EM Spectrum &amp; Wave Properties (Very High Yield — 15 PYQs)</w:t>
       </w:r>
     </w:p>
     <w:p>
@@ -532,7 +399,7 @@
         <w:rPr>
           <w:sz w:val="20"/>
         </w:rPr>
-        <w:t>Transverse nature of EM waves (vec(E) ⊥ vec(B) ⊥ vec(k)), Poynting vector, energy density, and frequency bands of spectrum.</w:t>
+        <w:t>Displacement current I_d = \varepsilon_0 (dΦ_E / dt). EM waves are transverse with mutually perpendicular vec(E) and vec(B) vectors: vec(E) ⊥ vec(B) ⊥ vec(c). Speed of propagation c = \frac1√(μ_0\varepsilon_0) = (E_0 / B_0) ≈ 3 × 10^8 m/s. EM spectrum in order of increasing wavelength: γ-rays &lt; X-rays &lt; UV &lt; Visible &lt; IR &lt; Microwaves &lt; Radio.</w:t>
       </w:r>
     </w:p>
     <w:tbl>
@@ -570,7 +437,7 @@
                 <w:color w:val="2D3748"/>
                 <w:sz w:val="19"/>
               </w:rPr>
-              <w:t>In an EM wave, the energy is distributed EQUALLY between electric and magnetic fields: u_E = u_B.</w:t>
+              <w:t>In an EM wave, the average electric energy density equals the average magnetic energy density: u_E = u_B!</w:t>
             </w:r>
           </w:p>
         </w:tc>
@@ -611,7 +478,7 @@
                 <w:color w:val="2D3748"/>
                 <w:sz w:val="19"/>
               </w:rPr>
-              <w:t>Radiation pressure on perfect absorbing surface: P = I/c; on perfect reflecting surface: P = 2I/c.</w:t>
+              <w:t>Mnemonic for decreasing frequency: 'Grandma's eX-box Uses Video In Most Rooms' (Gamma, X-ray, UV, Visible, IR, Micro, Radio).</w:t>
             </w:r>
           </w:p>
         </w:tc>
@@ -667,13 +534,13 @@
           <w:b/>
           <w:sz w:val="18"/>
         </w:rPr>
-        <w:t xml:space="preserve">[2025 Shift] Q#3 (MCQ): </w:t>
+        <w:t xml:space="preserve">[2026 Shift] Q#2 (MCQ): </w:t>
       </w:r>
       <w:r>
         <w:rPr>
           <w:sz w:val="18"/>
         </w:rPr>
-        <w:t xml:space="preserve">"Match the following types of waves with their wavelength ranges $\begin{aligned} \text{Waves} &amp; \text{Wavelength ranges} \\ \text{i..."  </w:t>
+        <w:t xml:space="preserve">"Match the following Maxwell's equations: (The symbols used here have their usual meanings) List-I List-II (a) Gauss' law for electrostatics ..."  </w:t>
       </w:r>
       <w:r>
         <w:rPr>
@@ -694,167 +561,13 @@
           <w:b/>
           <w:sz w:val="18"/>
         </w:rPr>
-        <w:t xml:space="preserve">[2025 Shift] Q#4 (MCQ): </w:t>
+        <w:t xml:space="preserve">[2025 Shift] Q#3 (MCQ): </w:t>
       </w:r>
       <w:r>
         <w:rPr>
           <w:sz w:val="18"/>
         </w:rPr>
-        <w:t xml:space="preserve">"The total energy carried by the light wave when it travels from a rarer to a non-reflecting and nonabsorbing medium..."  </w:t>
-      </w:r>
-      <w:r>
-        <w:rPr>
-          <w:b/>
-          <w:color w:val="2B6CB0"/>
-          <w:sz w:val="18"/>
-        </w:rPr>
-        <w:t>[Ans: N/A]</w:t>
-      </w:r>
-    </w:p>
-    <w:p>
-      <w:pPr>
-        <w:spacing w:after="120"/>
-      </w:pPr>
-    </w:p>
-    <w:p>
-      <w:pPr>
-        <w:pStyle w:val="Heading2"/>
-      </w:pPr>
-      <w:r>
-        <w:rPr>
-          <w:color w:val="2B6CB0"/>
-          <w:sz w:val="24"/>
-        </w:rPr>
-        <w:t>3.2 Displacement Current &amp; Maxwell's Equations (Standard Yield — 1 PYQs)</w:t>
-      </w:r>
-    </w:p>
-    <w:p>
-      <w:r>
-        <w:rPr>
-          <w:b/>
-          <w:sz w:val="20"/>
-        </w:rPr>
-        <w:t xml:space="preserve">Core Principle: </w:t>
-      </w:r>
-      <w:r>
-        <w:rPr>
-          <w:sz w:val="20"/>
-        </w:rPr>
-        <w:t>Maxwell's correction to Ampere's law, displacement current inside charging capacitor dielectric space.</w:t>
-      </w:r>
-    </w:p>
-    <w:tbl>
-      <w:tblPr>
-        <w:tblW w:type="auto" w:w="0"/>
-        <w:jc w:val="center"/>
-        <w:tblLook w:firstColumn="1" w:firstRow="1" w:lastColumn="0" w:lastRow="0" w:noHBand="0" w:noVBand="1" w:val="04A0"/>
-      </w:tblPr>
-      <w:tblGrid>
-        <w:gridCol w:w="10080"/>
-      </w:tblGrid>
-      <w:tr>
-        <w:tc>
-          <w:tcPr>
-            <w:tcW w:type="dxa" w:w="10080"/>
-            <w:shd w:fill="FFF5F5"/>
-            <w:tcMar>
-              <w:top w:w="100" w:type="dxa"/>
-              <w:bottom w:w="100" w:type="dxa"/>
-              <w:left w:w="150" w:type="dxa"/>
-              <w:right w:w="150" w:type="dxa"/>
-            </w:tcMar>
-          </w:tcPr>
-          <w:p>
-            <w:r>
-              <w:rPr>
-                <w:b/>
-                <w:color w:val="C53030"/>
-                <w:sz w:val="19"/>
-              </w:rPr>
-              <w:t xml:space="preserve">⚠️ Common Trap / JEE Pitfall: </w:t>
-            </w:r>
-            <w:r>
-              <w:rPr>
-                <w:color w:val="2D3748"/>
-                <w:sz w:val="19"/>
-              </w:rPr>
-              <w:t>Inside the charging capacitor plates, conduction current is 0 and displacement current equals I_c; in the wire, displacement current is 0.</w:t>
-            </w:r>
-          </w:p>
-        </w:tc>
-      </w:tr>
-    </w:tbl>
-    <w:tbl>
-      <w:tblPr>
-        <w:tblW w:type="auto" w:w="0"/>
-        <w:jc w:val="center"/>
-        <w:tblLook w:firstColumn="1" w:firstRow="1" w:lastColumn="0" w:lastRow="0" w:noHBand="0" w:noVBand="1" w:val="04A0"/>
-      </w:tblPr>
-      <w:tblGrid>
-        <w:gridCol w:w="10080"/>
-      </w:tblGrid>
-      <w:tr>
-        <w:tc>
-          <w:tcPr>
-            <w:tcW w:type="dxa" w:w="10080"/>
-            <w:shd w:fill="F0FFF4"/>
-            <w:tcMar>
-              <w:top w:w="100" w:type="dxa"/>
-              <w:bottom w:w="100" w:type="dxa"/>
-              <w:left w:w="150" w:type="dxa"/>
-              <w:right w:w="150" w:type="dxa"/>
-            </w:tcMar>
-          </w:tcPr>
-          <w:p>
-            <w:r>
-              <w:rPr>
-                <w:b/>
-                <w:color w:val="276749"/>
-                <w:sz w:val="19"/>
-              </w:rPr>
-              <w:t xml:space="preserve">💡 Speed Hack / Trick: </w:t>
-            </w:r>
-            <w:r>
-              <w:rPr>
-                <w:color w:val="2D3748"/>
-                <w:sz w:val="19"/>
-              </w:rPr>
-              <w:t>Continuity of current holds everywhere: I_(conduction) = I_(displacement).</w:t>
-            </w:r>
-          </w:p>
-        </w:tc>
-      </w:tr>
-    </w:tbl>
-    <w:p>
-      <w:pPr>
-        <w:spacing w:before="120" w:after="40"/>
-      </w:pPr>
-      <w:r>
-        <w:rPr>
-          <w:b/>
-          <w:color w:val="1A365D"/>
-          <w:sz w:val="19"/>
-        </w:rPr>
-        <w:t>Source PYQs testing this concept:</w:t>
-      </w:r>
-    </w:p>
-    <w:p>
-      <w:pPr>
-        <w:pStyle w:val="ListBullet"/>
-        <w:spacing w:after="40"/>
-      </w:pPr>
-      <w:r>
-        <w:rPr>
-          <w:b/>
-          <w:sz w:val="18"/>
-        </w:rPr>
-        <w:t xml:space="preserve">[2026 Shift] Q#2 (MCQ): </w:t>
-      </w:r>
-      <w:r>
-        <w:rPr>
-          <w:sz w:val="18"/>
-        </w:rPr>
-        <w:t xml:space="preserve">"Match the following Maxwell's equations: (The symbols used here have their usual meanings) List-I List-II (a) Gauss' law for electrostatics ..."  </w:t>
+        <w:t xml:space="preserve">"Match the following types of waves with their wavelength ranges $\begin{aligned} \text{Waves} &amp; \text{Wavelength ranges} \\ \text{i..."  </w:t>
       </w:r>
       <w:r>
         <w:rPr>
@@ -993,127 +706,6 @@
               <w:t>Solution Analysis:</w:t>
               <w:br/>
               <w:t>The range of the electromagnetic spectrum considered as visible light is approximately 400nmto700nm This is the part of the electromagnetic spectrum that the human eye can detect. So, the correct option is: Option C:400nm to700nm</w:t>
-            </w:r>
-          </w:p>
-        </w:tc>
-      </w:tr>
-    </w:tbl>
-    <w:p>
-      <w:pPr>
-        <w:spacing w:after="120"/>
-      </w:pPr>
-    </w:p>
-    <w:p>
-      <w:pPr>
-        <w:spacing w:before="160" w:after="40"/>
-      </w:pPr>
-      <w:r>
-        <w:rPr>
-          <w:b/>
-          <w:color w:val="1A365D"/>
-          <w:sz w:val="22"/>
-        </w:rPr>
-        <w:t>Benchmark Problem 2: KCET 2026 (Q#2)</w:t>
-      </w:r>
-    </w:p>
-    <w:p>
-      <w:pPr>
-        <w:spacing w:after="80"/>
-      </w:pPr>
-      <w:r>
-        <w:rPr>
-          <w:sz w:val="20"/>
-        </w:rPr>
-        <w:t>Match the following Maxwell's equations: (The symbols used here have their usual meanings) List-I List-II (a) Gauss' law for electrostatics (i) ∮vec(E) · dvec(A)=\fracQε_(0) (b) Gauss' law for magnetism (ii) ∮vec(B) · dvec(l)=μ_(0)[i_(c)+ε_(0)\fracdϕ_(E)dt] (c) Faraday's law (iii) ∮vec(B) · dvec(A)=0 (d) Ampere-Maxwell's law (iv) ∮vec(E) · dvec(l)=-\fracdϕ_(B)dt</w:t>
-      </w:r>
-    </w:p>
-    <w:p>
-      <w:pPr>
-        <w:pStyle w:val="ListBullet"/>
-        <w:spacing w:after="20"/>
-      </w:pPr>
-      <w:r>
-        <w:rPr>
-          <w:sz w:val="19"/>
-        </w:rPr>
-        <w:t>(A) a - i, b - iii, c - iv, d – ii</w:t>
-      </w:r>
-    </w:p>
-    <w:p>
-      <w:pPr>
-        <w:pStyle w:val="ListBullet"/>
-        <w:spacing w:after="20"/>
-      </w:pPr>
-      <w:r>
-        <w:rPr>
-          <w:sz w:val="19"/>
-        </w:rPr>
-        <w:t>(B) a - ii, b - iii, c - i, d – iv</w:t>
-      </w:r>
-    </w:p>
-    <w:p>
-      <w:pPr>
-        <w:pStyle w:val="ListBullet"/>
-        <w:spacing w:after="20"/>
-      </w:pPr>
-      <w:r>
-        <w:rPr>
-          <w:sz w:val="19"/>
-        </w:rPr>
-        <w:t>(C) a - i, b - ii, c - iii, d – iv</w:t>
-      </w:r>
-    </w:p>
-    <w:p>
-      <w:pPr>
-        <w:pStyle w:val="ListBullet"/>
-        <w:spacing w:after="20"/>
-      </w:pPr>
-      <w:r>
-        <w:rPr>
-          <w:sz w:val="19"/>
-        </w:rPr>
-        <w:t>(D) a - ii, b - iii, c - iv, d – i</w:t>
-      </w:r>
-    </w:p>
-    <w:tbl>
-      <w:tblPr>
-        <w:tblW w:type="auto" w:w="0"/>
-        <w:jc w:val="center"/>
-        <w:tblLook w:firstColumn="1" w:firstRow="1" w:lastColumn="0" w:lastRow="0" w:noHBand="0" w:noVBand="1" w:val="04A0"/>
-      </w:tblPr>
-      <w:tblGrid>
-        <w:gridCol w:w="10080"/>
-      </w:tblGrid>
-      <w:tr>
-        <w:tc>
-          <w:tcPr>
-            <w:tcW w:type="dxa" w:w="10080"/>
-            <w:shd w:fill="F7FAFC"/>
-            <w:tcMar>
-              <w:top w:w="100" w:type="dxa"/>
-              <w:bottom w:w="100" w:type="dxa"/>
-              <w:left w:w="150" w:type="dxa"/>
-              <w:right w:w="150" w:type="dxa"/>
-            </w:tcMar>
-          </w:tcPr>
-          <w:p>
-            <w:r>
-              <w:rPr>
-                <w:b/>
-                <w:color w:val="1A365D"/>
-                <w:sz w:val="19"/>
-              </w:rPr>
-              <w:t>Correct Answer: None</w:t>
-              <w:br/>
-            </w:r>
-            <w:r>
-              <w:rPr>
-                <w:color w:val="2D3748"/>
-                <w:sz w:val="18"/>
-              </w:rPr>
-              <w:t>Solution Analysis:</w:t>
-              <w:br/>
-              <w:t>Gauss’ law for electrostatics says that the total electric flux through a closed surface is equal to the charge enclosed divided by ε_(0) . So, ∮vec(E) · dvec(A)=\fracQε_(0) Thus, (a) matches with (i). Gauss’ law for magnetism says that the net magnetic flux through any closed surface is zero because isolated magnetic poles do not exist. So, ∮vec(B) · dvec(A)=0 Thus, (b) matches with (iii). Faraday’s law says that a changing magnetic flux produces an electric field. Its integral form is ∮vec(E) · dvec(l)=-\fracdϕ_(B)dt Thus, (c) matches with (iv). Ampere-Maxwell’s law says that magnetic field is produced by conduction current as well as displacement current. So, ∮vec(B) · dvec(l)=μ_(0)[i_(c)+ε_(0)\fracdϕ_(E)dt] Thus, (d) matches with (ii). Hence the correct matching is: a-i,b-iii,c-iv,d-ii Correct option: Option A.</w:t>
             </w:r>
           </w:p>
         </w:tc>
